--- a/projects/demo_cadre_training/output/c_mode/开标一览表/filled.docx
+++ b/projects/demo_cadre_training/output/c_mode/开标一览表/filled.docx
@@ -2,76 +2,1408 @@
 <file path=word/document.xml><?xml version="1.0" encoding="utf-8"?>
 <w:document xmlns:wpc="http://schemas.microsoft.com/office/word/2010/wordprocessingCanvas" xmlns:mo="http://schemas.microsoft.com/office/mac/office/2008/main" xmlns:mc="http://schemas.openxmlformats.org/markup-compatibility/2006" xmlns:mv="urn:schemas-microsoft-com:mac:vml" xmlns:o="urn:schemas-microsoft-com:office:office" xmlns:r="http://schemas.openxmlformats.org/officeDocument/2006/relationships" xmlns:m="http://schemas.openxmlformats.org/officeDocument/2006/math" xmlns:v="urn:schemas-microsoft-com:vml" xmlns:wp14="http://schemas.microsoft.com/office/word/2010/wordprocessingDrawing" xmlns:wp="http://schemas.openxmlformats.org/drawingml/2006/wordprocessingDrawing" xmlns:w10="urn:schemas-microsoft-com:office:word" xmlns:w="http://schemas.openxmlformats.org/wordprocessingml/2006/main" xmlns:w14="http://schemas.microsoft.com/office/word/2010/wordml" xmlns:wpg="http://schemas.microsoft.com/office/word/2010/wordprocessingGroup" xmlns:wpi="http://schemas.microsoft.com/office/word/2010/wordprocessingInk" xmlns:wne="http://schemas.microsoft.com/office/word/2006/wordml" xmlns:wps="http://schemas.microsoft.com/office/word/2010/wordprocessingShape" mc:Ignorable="w14 wp14">
   <w:body>
-    <w:p>
-      <w:r>
-        <w:t>(一)开标一览表</w:t>
-      </w:r>
-    </w:p>
-    <w:p>
-      <w:r>
-        <w:t>项目编号:DEMO-2026-001</w:t>
-      </w:r>
-    </w:p>
-    <w:p>
-      <w:r>
-        <w:t>项目名称:A 市直属单位 2026 年度干部综合能力提升培训服务采购项目</w:t>
-      </w:r>
-    </w:p>
-    <w:p>
-      <w:r>
-        <w:t>投标报价(小写):</w:t>
-      </w:r>
-      <w:r>
-        <w:rPr>
-          <w:color w:val="FF0000"/>
-          <w:b/>
-        </w:rPr>
-        <w:t xml:space="preserve">【待填:投标报价(阿拉伯数字,不超过500000元)】</w:t>
-      </w:r>
-      <w:r>
-        <w:t xml:space="preserve"> 元</w:t>
-      </w:r>
-    </w:p>
-    <w:p>
-      <w:r>
-        <w:t>投标报价(大写):</w:t>
-      </w:r>
-      <w:r>
-        <w:rPr>
-          <w:color w:val="FF0000"/>
-          <w:b/>
-        </w:rPr>
-        <w:t xml:space="preserve">【待填:投标报价(人民币大写)】</w:t>
-      </w:r>
-    </w:p>
-    <w:p>
-      <w:r>
-        <w:t>服务期限:60日历日</w:t>
-      </w:r>
-    </w:p>
-    <w:p>
-      <w:r>
-        <w:t xml:space="preserve">供应商(电子签章):示例科技有限公司</w:t>
-      </w:r>
-    </w:p>
-    <w:p>
-      <w:r>
-        <w:t>日期:</w:t>
-      </w:r>
-      <w:r>
-        <w:rPr>
-          <w:color w:val="FF0000"/>
-          <w:b/>
-        </w:rPr>
-        <w:t xml:space="preserve">【待填:日期】</w:t>
-      </w:r>
-    </w:p>
     <w:sectPr>
       <w:pgSz w:w="12240" w:h="15840"/>
       <w:pgMar w:top="1440" w:right="1800" w:bottom="1440" w:left="1800" w:header="720" w:footer="720" w:gutter="0"/>
       <w:cols w:space="720"/>
       <w:docGrid w:linePitch="360"/>
     </w:sectPr>
+    <w:p>
+      <w:r>
+        <w:rPr>
+          <w:rFonts w:ascii="Times New Roman" w:hAnsi="Times New Roman" w:eastAsia="宋体"/>
+          <w:b w:val="0"/>
+          <w:sz w:val="24"/>
+        </w:rPr>
+        <w:t>项目编号:DEMO-2026-001</w:t>
+      </w:r>
+    </w:p>
+    <w:p>
+      <w:r>
+        <w:rPr>
+          <w:rFonts w:ascii="Times New Roman" w:hAnsi="Times New Roman" w:eastAsia="宋体"/>
+          <w:b w:val="0"/>
+          <w:sz w:val="24"/>
+        </w:rPr>
+        <w:t>采购人:A 市机关事务服务中心</w:t>
+      </w:r>
+    </w:p>
+    <w:p>
+      <w:r>
+        <w:rPr>
+          <w:rFonts w:ascii="Times New Roman" w:hAnsi="Times New Roman" w:eastAsia="宋体"/>
+          <w:b w:val="0"/>
+          <w:sz w:val="24"/>
+        </w:rPr>
+        <w:t>采购代理机构:示范咨询有限责任公司</w:t>
+      </w:r>
+    </w:p>
+    <w:p>
+      <w:r>
+        <w:rPr>
+          <w:rFonts w:ascii="Times New Roman" w:hAnsi="Times New Roman" w:eastAsia="宋体"/>
+          <w:b w:val="0"/>
+          <w:sz w:val="24"/>
+        </w:rPr>
+        <w:t>日期:2026年10月</w:t>
+      </w:r>
+    </w:p>
+    <w:p>
+      <w:r>
+        <w:rPr>
+          <w:rFonts w:eastAsia="宋体" w:ascii="Times New Roman" w:hAnsi="Times New Roman"/>
+        </w:rPr>
+        <w:br w:type="page"/>
+      </w:r>
+    </w:p>
+    <w:p>
+      <w:r>
+        <w:rPr>
+          <w:rFonts w:ascii="Times New Roman" w:hAnsi="Times New Roman" w:eastAsia="宋体"/>
+          <w:b/>
+          <w:sz w:val="36"/>
+        </w:rPr>
+        <w:t>第一章 磋商公告</w:t>
+      </w:r>
+    </w:p>
+    <w:p>
+      <w:pPr>
+        <w:ind w:firstLine="420"/>
+      </w:pPr>
+      <w:r>
+        <w:rPr>
+          <w:rFonts w:ascii="Times New Roman" w:hAnsi="Times New Roman" w:eastAsia="宋体"/>
+          <w:b w:val="0"/>
+          <w:sz w:val="24"/>
+        </w:rPr>
+        <w:t>一、项目基本情况</w:t>
+      </w:r>
+    </w:p>
+    <w:p>
+      <w:pPr>
+        <w:ind w:firstLine="420"/>
+      </w:pPr>
+      <w:r>
+        <w:rPr>
+          <w:rFonts w:ascii="Times New Roman" w:hAnsi="Times New Roman" w:eastAsia="宋体"/>
+          <w:b w:val="0"/>
+          <w:sz w:val="24"/>
+        </w:rPr>
+        <w:t>项目编号:DEMO-2026-001</w:t>
+      </w:r>
+    </w:p>
+    <w:p>
+      <w:pPr>
+        <w:ind w:firstLine="420"/>
+      </w:pPr>
+      <w:r>
+        <w:rPr>
+          <w:rFonts w:ascii="Times New Roman" w:hAnsi="Times New Roman" w:eastAsia="宋体"/>
+          <w:b w:val="0"/>
+          <w:sz w:val="24"/>
+        </w:rPr>
+        <w:t>项目名称:A 市直属单位 2026 年度干部综合能力提升培训服务采购项目</w:t>
+      </w:r>
+    </w:p>
+    <w:p>
+      <w:pPr>
+        <w:ind w:firstLine="420"/>
+      </w:pPr>
+      <w:r>
+        <w:rPr>
+          <w:rFonts w:ascii="Times New Roman" w:hAnsi="Times New Roman" w:eastAsia="宋体"/>
+          <w:b w:val="0"/>
+          <w:sz w:val="24"/>
+        </w:rPr>
+        <w:t>采购方式:竞争性磋商</w:t>
+      </w:r>
+    </w:p>
+    <w:p>
+      <w:pPr>
+        <w:ind w:firstLine="420"/>
+      </w:pPr>
+      <w:r>
+        <w:rPr>
+          <w:rFonts w:ascii="Times New Roman" w:hAnsi="Times New Roman" w:eastAsia="宋体"/>
+          <w:b w:val="0"/>
+          <w:sz w:val="24"/>
+        </w:rPr>
+        <w:t>预算金额:500000元</w:t>
+      </w:r>
+    </w:p>
+    <w:p>
+      <w:pPr>
+        <w:ind w:firstLine="420"/>
+      </w:pPr>
+      <w:r>
+        <w:rPr>
+          <w:rFonts w:ascii="Times New Roman" w:hAnsi="Times New Roman" w:eastAsia="宋体"/>
+          <w:b w:val="0"/>
+          <w:sz w:val="24"/>
+        </w:rPr>
+        <w:t>最高限价:500000元</w:t>
+      </w:r>
+    </w:p>
+    <w:p>
+      <w:pPr>
+        <w:ind w:firstLine="420"/>
+      </w:pPr>
+      <w:r>
+        <w:rPr>
+          <w:rFonts w:ascii="Times New Roman" w:hAnsi="Times New Roman" w:eastAsia="宋体"/>
+          <w:b w:val="0"/>
+          <w:sz w:val="24"/>
+        </w:rPr>
+        <w:t>服务期限:合同签订后60日历日内完成全部培训与考核工作</w:t>
+      </w:r>
+    </w:p>
+    <w:p>
+      <w:pPr>
+        <w:ind w:firstLine="420"/>
+      </w:pPr>
+      <w:r>
+        <w:rPr>
+          <w:rFonts w:ascii="Times New Roman" w:hAnsi="Times New Roman" w:eastAsia="宋体"/>
+          <w:b w:val="0"/>
+          <w:sz w:val="24"/>
+        </w:rPr>
+        <w:t>交付地点:A 市机关事务服务中心指定培训基地,线上线下结合</w:t>
+      </w:r>
+    </w:p>
+    <w:p>
+      <w:pPr>
+        <w:ind w:firstLine="420"/>
+      </w:pPr>
+      <w:r>
+        <w:rPr>
+          <w:rFonts w:ascii="Times New Roman" w:hAnsi="Times New Roman" w:eastAsia="宋体"/>
+          <w:b w:val="0"/>
+          <w:sz w:val="24"/>
+        </w:rPr>
+        <w:t>本项目是否接受联合体投标:否</w:t>
+      </w:r>
+    </w:p>
+    <w:p>
+      <w:pPr>
+        <w:ind w:firstLine="420"/>
+      </w:pPr>
+      <w:r>
+        <w:rPr>
+          <w:rFonts w:ascii="Times New Roman" w:hAnsi="Times New Roman" w:eastAsia="宋体"/>
+          <w:b w:val="0"/>
+          <w:sz w:val="24"/>
+        </w:rPr>
+        <w:t>二、申请人的资格要求</w:t>
+      </w:r>
+    </w:p>
+    <w:p>
+      <w:pPr>
+        <w:ind w:firstLine="420"/>
+      </w:pPr>
+      <w:r>
+        <w:rPr>
+          <w:rFonts w:ascii="Times New Roman" w:hAnsi="Times New Roman" w:eastAsia="宋体"/>
+          <w:b w:val="0"/>
+          <w:sz w:val="24"/>
+        </w:rPr>
+        <w:t>1. 满足《中华人民共和国政府采购法》第二十二条规定。</w:t>
+      </w:r>
+    </w:p>
+    <w:p>
+      <w:pPr>
+        <w:ind w:firstLine="420"/>
+      </w:pPr>
+      <w:r>
+        <w:rPr>
+          <w:rFonts w:ascii="Times New Roman" w:hAnsi="Times New Roman" w:eastAsia="宋体"/>
+          <w:b w:val="0"/>
+          <w:sz w:val="24"/>
+        </w:rPr>
+        <w:t>2. 供应商为中小微企业或依法登记的社会培训机构。</w:t>
+      </w:r>
+    </w:p>
+    <w:p>
+      <w:pPr>
+        <w:ind w:firstLine="420"/>
+      </w:pPr>
+      <w:r>
+        <w:rPr>
+          <w:rFonts w:ascii="Times New Roman" w:hAnsi="Times New Roman" w:eastAsia="宋体"/>
+          <w:b w:val="0"/>
+          <w:sz w:val="24"/>
+        </w:rPr>
+        <w:t>3. 具有独立承担民事责任的能力,提供合法有效的营业执照。</w:t>
+      </w:r>
+    </w:p>
+    <w:p>
+      <w:pPr>
+        <w:ind w:firstLine="420"/>
+      </w:pPr>
+      <w:r>
+        <w:rPr>
+          <w:rFonts w:ascii="Times New Roman" w:hAnsi="Times New Roman" w:eastAsia="宋体"/>
+          <w:b w:val="0"/>
+          <w:sz w:val="24"/>
+        </w:rPr>
+        <w:t>4. 具有良好的商业信誉和健全的财务会计制度。</w:t>
+      </w:r>
+    </w:p>
+    <w:p>
+      <w:pPr>
+        <w:ind w:firstLine="420"/>
+      </w:pPr>
+      <w:r>
+        <w:rPr>
+          <w:rFonts w:ascii="Times New Roman" w:hAnsi="Times New Roman" w:eastAsia="宋体"/>
+          <w:b w:val="0"/>
+          <w:sz w:val="24"/>
+        </w:rPr>
+        <w:t>5. 具有承担本项目所必需的设备和专业技术能力。</w:t>
+      </w:r>
+    </w:p>
+    <w:p>
+      <w:pPr>
+        <w:ind w:firstLine="420"/>
+      </w:pPr>
+      <w:r>
+        <w:rPr>
+          <w:rFonts w:ascii="Times New Roman" w:hAnsi="Times New Roman" w:eastAsia="宋体"/>
+          <w:b w:val="0"/>
+          <w:sz w:val="24"/>
+        </w:rPr>
+        <w:t>6. 有依法缴纳税收和社会保障资金的良好记录。</w:t>
+      </w:r>
+    </w:p>
+    <w:p>
+      <w:pPr>
+        <w:ind w:firstLine="420"/>
+      </w:pPr>
+      <w:r>
+        <w:rPr>
+          <w:rFonts w:ascii="Times New Roman" w:hAnsi="Times New Roman" w:eastAsia="宋体"/>
+          <w:b w:val="0"/>
+          <w:sz w:val="24"/>
+        </w:rPr>
+        <w:t>7. 参加政府采购活动前三年内,在经营活动中没有重大违法记录。</w:t>
+      </w:r>
+    </w:p>
+    <w:p>
+      <w:pPr>
+        <w:ind w:firstLine="420"/>
+      </w:pPr>
+      <w:r>
+        <w:rPr>
+          <w:rFonts w:ascii="Times New Roman" w:hAnsi="Times New Roman" w:eastAsia="宋体"/>
+          <w:b w:val="0"/>
+          <w:sz w:val="24"/>
+        </w:rPr>
+        <w:t>三、关键时间节点</w:t>
+      </w:r>
+    </w:p>
+    <w:p>
+      <w:pPr>
+        <w:ind w:firstLine="420"/>
+      </w:pPr>
+      <w:r>
+        <w:rPr>
+          <w:rFonts w:ascii="Times New Roman" w:hAnsi="Times New Roman" w:eastAsia="宋体"/>
+          <w:b w:val="0"/>
+          <w:sz w:val="24"/>
+        </w:rPr>
+        <w:t>响应文件提交截止时间:2026年11月5日10时00分(北京时间)</w:t>
+      </w:r>
+    </w:p>
+    <w:p>
+      <w:pPr>
+        <w:ind w:firstLine="420"/>
+      </w:pPr>
+      <w:r>
+        <w:rPr>
+          <w:rFonts w:ascii="Times New Roman" w:hAnsi="Times New Roman" w:eastAsia="宋体"/>
+          <w:b w:val="0"/>
+          <w:sz w:val="24"/>
+        </w:rPr>
+        <w:t>磋商时间、地点:2026年11月5日10时00分,政采云不见面开标大厅</w:t>
+      </w:r>
+    </w:p>
+    <w:p>
+      <w:r>
+        <w:rPr>
+          <w:rFonts w:eastAsia="宋体" w:ascii="Times New Roman" w:hAnsi="Times New Roman"/>
+        </w:rPr>
+        <w:br w:type="page"/>
+      </w:r>
+    </w:p>
+    <w:p>
+      <w:r>
+        <w:rPr>
+          <w:rFonts w:ascii="Times New Roman" w:hAnsi="Times New Roman" w:eastAsia="宋体"/>
+          <w:b/>
+          <w:sz w:val="36"/>
+        </w:rPr>
+        <w:t>第二章 磋商须知</w:t>
+      </w:r>
+    </w:p>
+    <w:p>
+      <w:pPr>
+        <w:ind w:firstLine="420"/>
+      </w:pPr>
+      <w:r>
+        <w:rPr>
+          <w:rFonts w:ascii="Times New Roman" w:hAnsi="Times New Roman" w:eastAsia="宋体"/>
+          <w:b w:val="0"/>
+          <w:sz w:val="24"/>
+        </w:rPr>
+        <w:t>1.1 采购人:A 市机关事务服务中心</w:t>
+      </w:r>
+    </w:p>
+    <w:p>
+      <w:pPr>
+        <w:ind w:firstLine="420"/>
+      </w:pPr>
+      <w:r>
+        <w:rPr>
+          <w:rFonts w:ascii="Times New Roman" w:hAnsi="Times New Roman" w:eastAsia="宋体"/>
+          <w:b w:val="0"/>
+          <w:sz w:val="24"/>
+        </w:rPr>
+        <w:t>1.2 采购代理机构:示范咨询有限责任公司</w:t>
+      </w:r>
+    </w:p>
+    <w:p>
+      <w:pPr>
+        <w:ind w:firstLine="420"/>
+      </w:pPr>
+      <w:r>
+        <w:rPr>
+          <w:rFonts w:ascii="Times New Roman" w:hAnsi="Times New Roman" w:eastAsia="宋体"/>
+          <w:b w:val="0"/>
+          <w:sz w:val="24"/>
+        </w:rPr>
+        <w:t>2.1 报价应为固定总价报价,包含培训师资、课程开发、场地协调、教材印制、结业评估、差旅等全部费用。</w:t>
+      </w:r>
+    </w:p>
+    <w:p>
+      <w:pPr>
+        <w:ind w:firstLine="420"/>
+      </w:pPr>
+      <w:r>
+        <w:rPr>
+          <w:rFonts w:ascii="Times New Roman" w:hAnsi="Times New Roman" w:eastAsia="宋体"/>
+          <w:b w:val="0"/>
+          <w:sz w:val="24"/>
+        </w:rPr>
+        <w:t>2.2 响应文件有效期自递交截止日起90个日历日。</w:t>
+      </w:r>
+    </w:p>
+    <w:p>
+      <w:pPr>
+        <w:ind w:firstLine="420"/>
+      </w:pPr>
+      <w:r>
+        <w:rPr>
+          <w:rFonts w:ascii="Times New Roman" w:hAnsi="Times New Roman" w:eastAsia="宋体"/>
+          <w:b w:val="0"/>
+          <w:sz w:val="24"/>
+        </w:rPr>
+        <w:t>3.1 磋商保证金:人民币5000元。</w:t>
+      </w:r>
+    </w:p>
+    <w:p>
+      <w:r>
+        <w:rPr>
+          <w:rFonts w:eastAsia="宋体" w:ascii="Times New Roman" w:hAnsi="Times New Roman"/>
+        </w:rPr>
+        <w:br w:type="page"/>
+      </w:r>
+    </w:p>
+    <w:p>
+      <w:r>
+        <w:rPr>
+          <w:rFonts w:ascii="Times New Roman" w:hAnsi="Times New Roman" w:eastAsia="宋体"/>
+          <w:b/>
+          <w:sz w:val="36"/>
+        </w:rPr>
+        <w:t>第三章 评审方法(综合评分法)</w:t>
+      </w:r>
+    </w:p>
+    <w:p>
+      <w:pPr>
+        <w:ind w:firstLine="420"/>
+      </w:pPr>
+      <w:r>
+        <w:rPr>
+          <w:rFonts w:ascii="Times New Roman" w:hAnsi="Times New Roman" w:eastAsia="宋体"/>
+          <w:b w:val="0"/>
+          <w:sz w:val="24"/>
+        </w:rPr>
+        <w:t>采用综合评分法,总分100分。</w:t>
+      </w:r>
+    </w:p>
+    <w:p>
+      <w:pPr>
+        <w:ind w:firstLine="420"/>
+      </w:pPr>
+      <w:r>
+        <w:rPr>
+          <w:rFonts w:ascii="Times New Roman" w:hAnsi="Times New Roman" w:eastAsia="宋体"/>
+          <w:b w:val="0"/>
+          <w:sz w:val="24"/>
+        </w:rPr>
+        <w:t>一、价格部分(20 分)</w:t>
+      </w:r>
+    </w:p>
+    <w:p>
+      <w:pPr>
+        <w:ind w:firstLine="420"/>
+      </w:pPr>
+      <w:r>
+        <w:rPr>
+          <w:rFonts w:ascii="Times New Roman" w:hAnsi="Times New Roman" w:eastAsia="宋体"/>
+          <w:b w:val="0"/>
+          <w:sz w:val="24"/>
+        </w:rPr>
+        <w:t>投标报价得分=(评标基准价／投标报价)×20 分。其中评标基准价为所有有效投标报价中的最低者。</w:t>
+      </w:r>
+    </w:p>
+    <w:p>
+      <w:pPr>
+        <w:ind w:firstLine="420"/>
+      </w:pPr>
+      <w:r>
+        <w:rPr>
+          <w:rFonts w:ascii="Times New Roman" w:hAnsi="Times New Roman" w:eastAsia="宋体"/>
+          <w:b w:val="0"/>
+          <w:sz w:val="24"/>
+        </w:rPr>
+        <w:t>二、技术商务部分(80 分)</w:t>
+      </w:r>
+    </w:p>
+    <w:p>
+      <w:pPr>
+        <w:ind w:firstLine="420"/>
+      </w:pPr>
+      <w:r>
+        <w:rPr>
+          <w:rFonts w:ascii="Times New Roman" w:hAnsi="Times New Roman" w:eastAsia="宋体"/>
+          <w:b w:val="0"/>
+          <w:sz w:val="24"/>
+        </w:rPr>
+        <w:t>序号1:课程设计,25分。评审内容:培训模块划分合理性 / 课程大纲与采购需求对齐度 / 案例与互动设计 / 教材质量。完全合理得20-25分,较合理15-19分,一般10-14分,缺失或不合理0-9分。</w:t>
+      </w:r>
+    </w:p>
+    <w:p>
+      <w:pPr>
+        <w:ind w:firstLine="420"/>
+      </w:pPr>
+      <w:r>
+        <w:rPr>
+          <w:rFonts w:ascii="Times New Roman" w:hAnsi="Times New Roman" w:eastAsia="宋体"/>
+          <w:b w:val="0"/>
+          <w:sz w:val="24"/>
+        </w:rPr>
+        <w:t>序号2:师资配置,20分。评审内容:主讲教师资历 / 讲师团队结构 / 外聘专家档次 / 师资稳定性。团队齐全且履历优异得16-20分,较齐全得11-15分,一般6-10分,不符合0-5分。</w:t>
+      </w:r>
+    </w:p>
+    <w:p>
+      <w:pPr>
+        <w:ind w:firstLine="420"/>
+      </w:pPr>
+      <w:r>
+        <w:rPr>
+          <w:rFonts w:ascii="Times New Roman" w:hAnsi="Times New Roman" w:eastAsia="宋体"/>
+          <w:b w:val="0"/>
+          <w:sz w:val="24"/>
+        </w:rPr>
+        <w:t>序号3:实施方案,15分。评审内容:四阶段任务划分 / 时间进度 / 质量控制 / 应急预案。内容完整清晰得12-15分,较完整得8-11分,一般得4-7分,缺失0-3分。</w:t>
+      </w:r>
+    </w:p>
+    <w:p>
+      <w:pPr>
+        <w:ind w:firstLine="420"/>
+      </w:pPr>
+      <w:r>
+        <w:rPr>
+          <w:rFonts w:ascii="Times New Roman" w:hAnsi="Times New Roman" w:eastAsia="宋体"/>
+          <w:b w:val="0"/>
+          <w:sz w:val="24"/>
+        </w:rPr>
+        <w:t>序号4:保障措施,12分。评审内容:质量保证 / 进度保证 / 安全保证 / 保密保证 / 沟通保证 / 验收保证。有效合理、针对性强、可行性强得10-12分;较合理得6-9分;不合理0-5分。</w:t>
+      </w:r>
+    </w:p>
+    <w:p>
+      <w:pPr>
+        <w:ind w:firstLine="420"/>
+      </w:pPr>
+      <w:r>
+        <w:rPr>
+          <w:rFonts w:ascii="Times New Roman" w:hAnsi="Times New Roman" w:eastAsia="宋体"/>
+          <w:b w:val="0"/>
+          <w:sz w:val="24"/>
+        </w:rPr>
+        <w:t>序号5:服务承诺,8分。评审内容:响应时间 / 成果交付时间 / 售后服务。3 项均完整具体得7-8分,2 项得4-6分,1 项得1-3分,未提供0分。</w:t>
+      </w:r>
+    </w:p>
+    <w:p>
+      <w:r>
+        <w:rPr>
+          <w:rFonts w:eastAsia="宋体" w:ascii="Times New Roman" w:hAnsi="Times New Roman"/>
+        </w:rPr>
+        <w:br w:type="page"/>
+      </w:r>
+    </w:p>
+    <w:p>
+      <w:r>
+        <w:rPr>
+          <w:rFonts w:ascii="Times New Roman" w:hAnsi="Times New Roman" w:eastAsia="宋体"/>
+          <w:b/>
+          <w:sz w:val="36"/>
+        </w:rPr>
+        <w:t>第四章 政府采购合同</w:t>
+      </w:r>
+    </w:p>
+    <w:p>
+      <w:pPr>
+        <w:ind w:firstLine="420"/>
+      </w:pPr>
+      <w:r>
+        <w:rPr>
+          <w:rFonts w:ascii="Times New Roman" w:hAnsi="Times New Roman" w:eastAsia="宋体"/>
+          <w:b w:val="0"/>
+          <w:sz w:val="24"/>
+        </w:rPr>
+        <w:t>本章为合同模板,略。</w:t>
+      </w:r>
+    </w:p>
+    <w:p>
+      <w:r>
+        <w:rPr>
+          <w:rFonts w:eastAsia="宋体" w:ascii="Times New Roman" w:hAnsi="Times New Roman"/>
+        </w:rPr>
+        <w:br w:type="page"/>
+      </w:r>
+    </w:p>
+    <w:p>
+      <w:r>
+        <w:rPr>
+          <w:rFonts w:ascii="Times New Roman" w:hAnsi="Times New Roman" w:eastAsia="宋体"/>
+          <w:b/>
+          <w:sz w:val="36"/>
+        </w:rPr>
+        <w:t>第五章 采购需求</w:t>
+      </w:r>
+    </w:p>
+    <w:p>
+      <w:pPr>
+        <w:ind w:firstLine="420"/>
+      </w:pPr>
+      <w:r>
+        <w:rPr>
+          <w:rFonts w:ascii="Times New Roman" w:hAnsi="Times New Roman" w:eastAsia="宋体"/>
+          <w:b w:val="0"/>
+          <w:sz w:val="24"/>
+        </w:rPr>
+        <w:t>一、项目名称:A 市直属单位 2026 年度干部综合能力提升培训服务采购项目</w:t>
+      </w:r>
+    </w:p>
+    <w:p>
+      <w:pPr>
+        <w:ind w:firstLine="420"/>
+      </w:pPr>
+      <w:r>
+        <w:rPr>
+          <w:rFonts w:ascii="Times New Roman" w:hAnsi="Times New Roman" w:eastAsia="宋体"/>
+          <w:b w:val="0"/>
+          <w:sz w:val="24"/>
+        </w:rPr>
+        <w:t>二、项目编号:DEMO-2026-001</w:t>
+      </w:r>
+    </w:p>
+    <w:p>
+      <w:pPr>
+        <w:ind w:firstLine="420"/>
+      </w:pPr>
+      <w:r>
+        <w:rPr>
+          <w:rFonts w:ascii="Times New Roman" w:hAnsi="Times New Roman" w:eastAsia="宋体"/>
+          <w:b w:val="0"/>
+          <w:sz w:val="24"/>
+        </w:rPr>
+        <w:t>三、采购需求:为提升 A 市直属单位在职干部综合能力,采购人拟通过本项目采购一整套覆盖理论素养、业务能力、数字素养、作风建设四大模块的培训服务。要求供应商按模块设计课程、配置师资、分阶段实施、组织考核、汇编成果。培训对象约 200 人,分 4 期开展。</w:t>
+      </w:r>
+    </w:p>
+    <w:p>
+      <w:pPr>
+        <w:ind w:firstLine="420"/>
+      </w:pPr>
+      <w:r>
+        <w:rPr>
+          <w:rFonts w:ascii="Times New Roman" w:hAnsi="Times New Roman" w:eastAsia="宋体"/>
+          <w:b w:val="0"/>
+          <w:sz w:val="24"/>
+        </w:rPr>
+        <w:t>四、服务期限:合同签订后 60 日历日内完成全部培训与考核工作。</w:t>
+      </w:r>
+    </w:p>
+    <w:p>
+      <w:pPr>
+        <w:ind w:firstLine="420"/>
+      </w:pPr>
+      <w:r>
+        <w:rPr>
+          <w:rFonts w:ascii="Times New Roman" w:hAnsi="Times New Roman" w:eastAsia="宋体"/>
+          <w:b w:val="0"/>
+          <w:sz w:val="24"/>
+        </w:rPr>
+        <w:t>五、成果交付物:</w:t>
+      </w:r>
+    </w:p>
+    <w:p>
+      <w:pPr>
+        <w:ind w:firstLine="420"/>
+      </w:pPr>
+      <w:r>
+        <w:rPr>
+          <w:rFonts w:ascii="Times New Roman" w:hAnsi="Times New Roman" w:eastAsia="宋体"/>
+          <w:b w:val="0"/>
+          <w:sz w:val="24"/>
+        </w:rPr>
+        <w:t>1. 培训方案设计文档</w:t>
+      </w:r>
+    </w:p>
+    <w:p>
+      <w:pPr>
+        <w:ind w:firstLine="420"/>
+      </w:pPr>
+      <w:r>
+        <w:rPr>
+          <w:rFonts w:ascii="Times New Roman" w:hAnsi="Times New Roman" w:eastAsia="宋体"/>
+          <w:b w:val="0"/>
+          <w:sz w:val="24"/>
+        </w:rPr>
+        <w:t>2. 师资与课程大纲清单</w:t>
+      </w:r>
+    </w:p>
+    <w:p>
+      <w:pPr>
+        <w:ind w:firstLine="420"/>
+      </w:pPr>
+      <w:r>
+        <w:rPr>
+          <w:rFonts w:ascii="Times New Roman" w:hAnsi="Times New Roman" w:eastAsia="宋体"/>
+          <w:b w:val="0"/>
+          <w:sz w:val="24"/>
+        </w:rPr>
+        <w:t>3. 分阶段授课记录与视频资料</w:t>
+      </w:r>
+    </w:p>
+    <w:p>
+      <w:pPr>
+        <w:ind w:firstLine="420"/>
+      </w:pPr>
+      <w:r>
+        <w:rPr>
+          <w:rFonts w:ascii="Times New Roman" w:hAnsi="Times New Roman" w:eastAsia="宋体"/>
+          <w:b w:val="0"/>
+          <w:sz w:val="24"/>
+        </w:rPr>
+        <w:t>4. 学员考核成绩汇编</w:t>
+      </w:r>
+    </w:p>
+    <w:p>
+      <w:pPr>
+        <w:ind w:firstLine="420"/>
+      </w:pPr>
+      <w:r>
+        <w:rPr>
+          <w:rFonts w:ascii="Times New Roman" w:hAnsi="Times New Roman" w:eastAsia="宋体"/>
+          <w:b w:val="0"/>
+          <w:sz w:val="24"/>
+        </w:rPr>
+        <w:t>5. 结业报告</w:t>
+      </w:r>
+    </w:p>
+    <w:p>
+      <w:r>
+        <w:rPr>
+          <w:rFonts w:eastAsia="宋体" w:ascii="Times New Roman" w:hAnsi="Times New Roman"/>
+        </w:rPr>
+        <w:br w:type="page"/>
+      </w:r>
+    </w:p>
+    <w:p>
+      <w:r>
+        <w:rPr>
+          <w:rFonts w:ascii="Times New Roman" w:hAnsi="Times New Roman" w:eastAsia="宋体"/>
+          <w:b/>
+          <w:sz w:val="36"/>
+        </w:rPr>
+        <w:t>第六章 响应文件格式</w:t>
+      </w:r>
+    </w:p>
+    <w:p>
+      <w:r>
+        <w:rPr>
+          <w:rFonts w:ascii="Times New Roman" w:hAnsi="Times New Roman" w:eastAsia="宋体"/>
+          <w:b w:val="0"/>
+          <w:sz w:val="24"/>
+        </w:rPr>
+        <w:t>目 录</w:t>
+      </w:r>
+    </w:p>
+    <w:p>
+      <w:pPr>
+        <w:ind w:firstLine="420"/>
+      </w:pPr>
+      <w:r>
+        <w:rPr>
+          <w:rFonts w:ascii="Times New Roman" w:hAnsi="Times New Roman" w:eastAsia="宋体"/>
+          <w:b w:val="0"/>
+          <w:sz w:val="24"/>
+        </w:rPr>
+        <w:t>一、投标文件封面</w:t>
+      </w:r>
+    </w:p>
+    <w:p>
+      <w:pPr>
+        <w:ind w:firstLine="420"/>
+      </w:pPr>
+      <w:r>
+        <w:rPr>
+          <w:rFonts w:ascii="Times New Roman" w:hAnsi="Times New Roman" w:eastAsia="宋体"/>
+          <w:b w:val="0"/>
+          <w:sz w:val="24"/>
+        </w:rPr>
+        <w:t>二、资格响应文件</w:t>
+      </w:r>
+    </w:p>
+    <w:p>
+      <w:pPr>
+        <w:ind w:firstLine="420"/>
+      </w:pPr>
+      <w:r>
+        <w:rPr>
+          <w:rFonts w:ascii="Times New Roman" w:hAnsi="Times New Roman" w:eastAsia="宋体"/>
+          <w:b w:val="0"/>
+          <w:sz w:val="24"/>
+        </w:rPr>
+        <w:t>(一)供应商资格声明</w:t>
+      </w:r>
+    </w:p>
+    <w:p>
+      <w:pPr>
+        <w:ind w:firstLine="420"/>
+      </w:pPr>
+      <w:r>
+        <w:rPr>
+          <w:rFonts w:ascii="Times New Roman" w:hAnsi="Times New Roman" w:eastAsia="宋体"/>
+          <w:b w:val="0"/>
+          <w:sz w:val="24"/>
+        </w:rPr>
+        <w:t>(二)法定代表人身份证明或授权书</w:t>
+      </w:r>
+    </w:p>
+    <w:p>
+      <w:pPr>
+        <w:ind w:firstLine="420"/>
+      </w:pPr>
+      <w:r>
+        <w:rPr>
+          <w:rFonts w:ascii="Times New Roman" w:hAnsi="Times New Roman" w:eastAsia="宋体"/>
+          <w:b w:val="0"/>
+          <w:sz w:val="24"/>
+        </w:rPr>
+        <w:t>(三)其他资格证明文件</w:t>
+      </w:r>
+    </w:p>
+    <w:p>
+      <w:pPr>
+        <w:ind w:firstLine="420"/>
+      </w:pPr>
+      <w:r>
+        <w:rPr>
+          <w:rFonts w:ascii="Times New Roman" w:hAnsi="Times New Roman" w:eastAsia="宋体"/>
+          <w:b w:val="0"/>
+          <w:sz w:val="24"/>
+        </w:rPr>
+        <w:t>(四)不参与围标串标承诺书</w:t>
+      </w:r>
+    </w:p>
+    <w:p>
+      <w:pPr>
+        <w:ind w:firstLine="420"/>
+      </w:pPr>
+      <w:r>
+        <w:rPr>
+          <w:rFonts w:ascii="Times New Roman" w:hAnsi="Times New Roman" w:eastAsia="宋体"/>
+          <w:b w:val="0"/>
+          <w:sz w:val="24"/>
+        </w:rPr>
+        <w:t>三、报价响应文件</w:t>
+      </w:r>
+    </w:p>
+    <w:p>
+      <w:pPr>
+        <w:ind w:firstLine="420"/>
+      </w:pPr>
+      <w:r>
+        <w:rPr>
+          <w:rFonts w:ascii="Times New Roman" w:hAnsi="Times New Roman" w:eastAsia="宋体"/>
+          <w:b w:val="0"/>
+          <w:sz w:val="24"/>
+        </w:rPr>
+        <w:t>(一)开标一览表</w:t>
+      </w:r>
+    </w:p>
+    <w:p>
+      <w:pPr>
+        <w:ind w:firstLine="420"/>
+      </w:pPr>
+      <w:r>
+        <w:rPr>
+          <w:rFonts w:ascii="Times New Roman" w:hAnsi="Times New Roman" w:eastAsia="宋体"/>
+          <w:b w:val="0"/>
+          <w:sz w:val="24"/>
+        </w:rPr>
+        <w:t>四、商务、技术响应文件</w:t>
+      </w:r>
+    </w:p>
+    <w:p>
+      <w:pPr>
+        <w:ind w:firstLine="420"/>
+      </w:pPr>
+      <w:r>
+        <w:rPr>
+          <w:rFonts w:ascii="Times New Roman" w:hAnsi="Times New Roman" w:eastAsia="宋体"/>
+          <w:b w:val="0"/>
+          <w:sz w:val="24"/>
+        </w:rPr>
+        <w:t>(一)磋商申请</w:t>
+      </w:r>
+    </w:p>
+    <w:p>
+      <w:pPr>
+        <w:ind w:firstLine="420"/>
+      </w:pPr>
+      <w:r>
+        <w:rPr>
+          <w:rFonts w:ascii="Times New Roman" w:hAnsi="Times New Roman" w:eastAsia="宋体"/>
+          <w:b w:val="0"/>
+          <w:sz w:val="24"/>
+        </w:rPr>
+        <w:t>(二)商务部分</w:t>
+      </w:r>
+    </w:p>
+    <w:p>
+      <w:pPr>
+        <w:ind w:firstLine="420"/>
+      </w:pPr>
+      <w:r>
+        <w:rPr>
+          <w:rFonts w:ascii="Times New Roman" w:hAnsi="Times New Roman" w:eastAsia="宋体"/>
+          <w:b w:val="0"/>
+          <w:sz w:val="24"/>
+        </w:rPr>
+        <w:t>(三)技术部分</w:t>
+      </w:r>
+    </w:p>
+    <w:p>
+      <w:r>
+        <w:rPr>
+          <w:rFonts w:ascii="Times New Roman" w:hAnsi="Times New Roman" w:eastAsia="宋体"/>
+          <w:b w:val="0"/>
+          <w:sz w:val="24"/>
+        </w:rPr>
+      </w:r>
+    </w:p>
+    <w:p>
+      <w:r>
+        <w:rPr>
+          <w:rFonts w:ascii="Times New Roman" w:hAnsi="Times New Roman" w:eastAsia="宋体"/>
+          <w:b w:val="0"/>
+          <w:sz w:val="24"/>
+        </w:rPr>
+        <w:t>一、投标文件封面</w:t>
+      </w:r>
+    </w:p>
+    <w:p>
+      <w:pPr>
+        <w:ind w:firstLine="420"/>
+      </w:pPr>
+      <w:r>
+        <w:rPr>
+          <w:rFonts w:ascii="Times New Roman" w:hAnsi="Times New Roman" w:eastAsia="宋体"/>
+          <w:b w:val="0"/>
+          <w:sz w:val="24"/>
+        </w:rPr>
+        <w:t>项目名称:________________</w:t>
+      </w:r>
+    </w:p>
+    <w:p>
+      <w:pPr>
+        <w:ind w:firstLine="420"/>
+      </w:pPr>
+      <w:r>
+        <w:rPr>
+          <w:rFonts w:ascii="Times New Roman" w:hAnsi="Times New Roman" w:eastAsia="宋体"/>
+          <w:b w:val="0"/>
+          <w:sz w:val="24"/>
+        </w:rPr>
+        <w:t>供应商(电子签章):________________</w:t>
+      </w:r>
+    </w:p>
+    <w:p>
+      <w:pPr>
+        <w:ind w:firstLine="420"/>
+      </w:pPr>
+      <w:r>
+        <w:rPr>
+          <w:rFonts w:ascii="Times New Roman" w:hAnsi="Times New Roman" w:eastAsia="宋体"/>
+          <w:b w:val="0"/>
+          <w:sz w:val="24"/>
+        </w:rPr>
+        <w:t>法定代表人(电子签名):________________</w:t>
+      </w:r>
+    </w:p>
+    <w:p>
+      <w:pPr>
+        <w:ind w:firstLine="420"/>
+      </w:pPr>
+      <w:r>
+        <w:rPr>
+          <w:rFonts w:ascii="Times New Roman" w:hAnsi="Times New Roman" w:eastAsia="宋体"/>
+          <w:b w:val="0"/>
+          <w:sz w:val="24"/>
+        </w:rPr>
+        <w:t>日期:____年__月__日</w:t>
+      </w:r>
+    </w:p>
+    <w:p>
+      <w:r>
+        <w:rPr>
+          <w:rFonts w:ascii="Times New Roman" w:hAnsi="Times New Roman" w:eastAsia="宋体"/>
+          <w:b w:val="0"/>
+          <w:sz w:val="24"/>
+        </w:rPr>
+      </w:r>
+    </w:p>
+    <w:p>
+      <w:r>
+        <w:rPr>
+          <w:rFonts w:ascii="Times New Roman" w:hAnsi="Times New Roman" w:eastAsia="宋体"/>
+          <w:b w:val="0"/>
+          <w:sz w:val="24"/>
+        </w:rPr>
+        <w:t>二、资格响应文件</w:t>
+      </w:r>
+    </w:p>
+    <w:p>
+      <w:pPr>
+        <w:ind w:firstLine="420"/>
+      </w:pPr>
+      <w:r>
+        <w:rPr>
+          <w:rFonts w:ascii="Times New Roman" w:hAnsi="Times New Roman" w:eastAsia="宋体"/>
+          <w:b w:val="0"/>
+          <w:sz w:val="24"/>
+        </w:rPr>
+        <w:t>(一)供应商资格声明</w:t>
+      </w:r>
+    </w:p>
+    <w:p>
+      <w:pPr>
+        <w:ind w:firstLine="420"/>
+      </w:pPr>
+      <w:r>
+        <w:rPr>
+          <w:rFonts w:ascii="Times New Roman" w:hAnsi="Times New Roman" w:eastAsia="宋体"/>
+          <w:b w:val="0"/>
+          <w:sz w:val="24"/>
+        </w:rPr>
+        <w:t>投标人名称:________________</w:t>
+      </w:r>
+    </w:p>
+    <w:p>
+      <w:pPr>
+        <w:ind w:firstLine="420"/>
+      </w:pPr>
+      <w:r>
+        <w:rPr>
+          <w:rFonts w:ascii="Times New Roman" w:hAnsi="Times New Roman" w:eastAsia="宋体"/>
+          <w:b w:val="0"/>
+          <w:sz w:val="24"/>
+        </w:rPr>
+        <w:t>营业执照注册号:________________</w:t>
+      </w:r>
+    </w:p>
+    <w:p>
+      <w:pPr>
+        <w:ind w:firstLine="420"/>
+      </w:pPr>
+      <w:r>
+        <w:rPr>
+          <w:rFonts w:ascii="Times New Roman" w:hAnsi="Times New Roman" w:eastAsia="宋体"/>
+          <w:b w:val="0"/>
+          <w:sz w:val="24"/>
+        </w:rPr>
+        <w:t>注册资金:________ 邮政编码:________</w:t>
+      </w:r>
+    </w:p>
+    <w:p>
+      <w:pPr>
+        <w:ind w:firstLine="420"/>
+      </w:pPr>
+      <w:r>
+        <w:rPr>
+          <w:rFonts w:ascii="Times New Roman" w:hAnsi="Times New Roman" w:eastAsia="宋体"/>
+          <w:b w:val="0"/>
+          <w:sz w:val="24"/>
+        </w:rPr>
+        <w:t>成立日期:____年__月__日</w:t>
+      </w:r>
+    </w:p>
+    <w:p>
+      <w:pPr>
+        <w:ind w:firstLine="420"/>
+      </w:pPr>
+      <w:r>
+        <w:rPr>
+          <w:rFonts w:ascii="Times New Roman" w:hAnsi="Times New Roman" w:eastAsia="宋体"/>
+          <w:b w:val="0"/>
+          <w:sz w:val="24"/>
+        </w:rPr>
+        <w:t>地址:________________</w:t>
+      </w:r>
+    </w:p>
+    <w:p>
+      <w:pPr>
+        <w:ind w:firstLine="420"/>
+      </w:pPr>
+      <w:r>
+        <w:rPr>
+          <w:rFonts w:ascii="Times New Roman" w:hAnsi="Times New Roman" w:eastAsia="宋体"/>
+          <w:b w:val="0"/>
+          <w:sz w:val="24"/>
+        </w:rPr>
+        <w:t>经营范围:________________</w:t>
+      </w:r>
+    </w:p>
+    <w:p>
+      <w:pPr>
+        <w:ind w:firstLine="420"/>
+      </w:pPr>
+      <w:r>
+        <w:rPr>
+          <w:rFonts w:ascii="Times New Roman" w:hAnsi="Times New Roman" w:eastAsia="宋体"/>
+          <w:b w:val="0"/>
+          <w:sz w:val="24"/>
+        </w:rPr>
+        <w:t>声明:本公司具备并满足《政府采购法》第二十二条的全部规定。</w:t>
+      </w:r>
+    </w:p>
+    <w:p>
+      <w:pPr>
+        <w:ind w:firstLine="420"/>
+      </w:pPr>
+      <w:r>
+        <w:rPr>
+          <w:rFonts w:ascii="Times New Roman" w:hAnsi="Times New Roman" w:eastAsia="宋体"/>
+          <w:b w:val="0"/>
+          <w:sz w:val="24"/>
+        </w:rPr>
+        <w:t>供应商(电子签章):____________ 日期:____年__月__日</w:t>
+      </w:r>
+    </w:p>
+    <w:p>
+      <w:r>
+        <w:rPr>
+          <w:rFonts w:ascii="Times New Roman" w:hAnsi="Times New Roman" w:eastAsia="宋体"/>
+          <w:b w:val="0"/>
+          <w:sz w:val="24"/>
+        </w:rPr>
+      </w:r>
+    </w:p>
+    <w:p>
+      <w:r>
+        <w:rPr>
+          <w:rFonts w:ascii="Times New Roman" w:hAnsi="Times New Roman" w:eastAsia="宋体"/>
+          <w:b w:val="0"/>
+          <w:sz w:val="24"/>
+        </w:rPr>
+        <w:t>(二)法定代表人身份证明或附有法定代表人身份证明的授权书</w:t>
+      </w:r>
+    </w:p>
+    <w:p>
+      <w:pPr>
+        <w:ind w:firstLine="420"/>
+      </w:pPr>
+      <w:r>
+        <w:rPr>
+          <w:rFonts w:ascii="Times New Roman" w:hAnsi="Times New Roman" w:eastAsia="宋体"/>
+          <w:b w:val="0"/>
+          <w:sz w:val="24"/>
+        </w:rPr>
+        <w:t>供应商名称:________________</w:t>
+      </w:r>
+    </w:p>
+    <w:p>
+      <w:pPr>
+        <w:ind w:firstLine="420"/>
+      </w:pPr>
+      <w:r>
+        <w:rPr>
+          <w:rFonts w:ascii="Times New Roman" w:hAnsi="Times New Roman" w:eastAsia="宋体"/>
+          <w:b w:val="0"/>
+          <w:sz w:val="24"/>
+        </w:rPr>
+        <w:t>姓名:______ 性别:______ 职务:______</w:t>
+      </w:r>
+    </w:p>
+    <w:p>
+      <w:pPr>
+        <w:ind w:firstLine="420"/>
+      </w:pPr>
+      <w:r>
+        <w:rPr>
+          <w:rFonts w:ascii="Times New Roman" w:hAnsi="Times New Roman" w:eastAsia="宋体"/>
+          <w:b w:val="0"/>
+          <w:sz w:val="24"/>
+        </w:rPr>
+        <w:t>系 ______________ 的法定代表人,特此证明。</w:t>
+      </w:r>
+    </w:p>
+    <w:p>
+      <w:pPr>
+        <w:ind w:firstLine="420"/>
+      </w:pPr>
+      <w:r>
+        <w:rPr>
+          <w:rFonts w:ascii="Times New Roman" w:hAnsi="Times New Roman" w:eastAsia="宋体"/>
+          <w:b w:val="0"/>
+          <w:sz w:val="24"/>
+        </w:rPr>
+        <w:t>供应商(电子签章):____________ 日期:____年__月__日</w:t>
+      </w:r>
+    </w:p>
+    <w:p>
+      <w:r>
+        <w:rPr>
+          <w:rFonts w:ascii="Times New Roman" w:hAnsi="Times New Roman" w:eastAsia="宋体"/>
+          <w:b w:val="0"/>
+          <w:sz w:val="24"/>
+        </w:rPr>
+      </w:r>
+    </w:p>
+    <w:p>
+      <w:r>
+        <w:rPr>
+          <w:rFonts w:ascii="Times New Roman" w:hAnsi="Times New Roman" w:eastAsia="宋体"/>
+          <w:b w:val="0"/>
+          <w:sz w:val="24"/>
+        </w:rPr>
+        <w:t>(三)其他资格证明文件</w:t>
+      </w:r>
+    </w:p>
+    <w:p>
+      <w:pPr>
+        <w:ind w:firstLine="420"/>
+      </w:pPr>
+      <w:r>
+        <w:rPr>
+          <w:rFonts w:ascii="Times New Roman" w:hAnsi="Times New Roman" w:eastAsia="宋体"/>
+          <w:b w:val="0"/>
+          <w:sz w:val="24"/>
+        </w:rPr>
+        <w:t>本处上传:营业执照 / 财务报告 / 税务证明 / 社保缴费证明等资格材料扫描件。</w:t>
+      </w:r>
+    </w:p>
+    <w:p>
+      <w:r>
+        <w:rPr>
+          <w:rFonts w:ascii="Times New Roman" w:hAnsi="Times New Roman" w:eastAsia="宋体"/>
+          <w:b w:val="0"/>
+          <w:sz w:val="24"/>
+        </w:rPr>
+      </w:r>
+    </w:p>
+    <w:p>
+      <w:r>
+        <w:rPr>
+          <w:rFonts w:ascii="Times New Roman" w:hAnsi="Times New Roman" w:eastAsia="宋体"/>
+          <w:b w:val="0"/>
+          <w:sz w:val="24"/>
+        </w:rPr>
+        <w:t>(四)不参与围标串标承诺书</w:t>
+      </w:r>
+    </w:p>
+    <w:p>
+      <w:pPr>
+        <w:ind w:firstLine="420"/>
+      </w:pPr>
+      <w:r>
+        <w:rPr>
+          <w:rFonts w:ascii="Times New Roman" w:hAnsi="Times New Roman" w:eastAsia="宋体"/>
+          <w:b w:val="0"/>
+          <w:sz w:val="24"/>
+        </w:rPr>
+        <w:t>本人作为 ______________ 的法人,承诺本项目投标活动不存在围标串标行为。</w:t>
+      </w:r>
+    </w:p>
+    <w:p>
+      <w:pPr>
+        <w:ind w:firstLine="420"/>
+      </w:pPr>
+      <w:r>
+        <w:rPr>
+          <w:rFonts w:ascii="Times New Roman" w:hAnsi="Times New Roman" w:eastAsia="宋体"/>
+          <w:b w:val="0"/>
+          <w:sz w:val="24"/>
+        </w:rPr>
+        <w:t>项目编号:DEMO-2026-001</w:t>
+      </w:r>
+    </w:p>
+    <w:p>
+      <w:pPr>
+        <w:ind w:firstLine="420"/>
+      </w:pPr>
+      <w:r>
+        <w:rPr>
+          <w:rFonts w:ascii="Times New Roman" w:hAnsi="Times New Roman" w:eastAsia="宋体"/>
+          <w:b w:val="0"/>
+          <w:sz w:val="24"/>
+        </w:rPr>
+        <w:t>供应商(电子签章):____________ 日期:____年__月__日</w:t>
+      </w:r>
+    </w:p>
+    <w:p>
+      <w:r>
+        <w:rPr>
+          <w:rFonts w:ascii="Times New Roman" w:hAnsi="Times New Roman" w:eastAsia="宋体"/>
+          <w:b w:val="0"/>
+          <w:sz w:val="24"/>
+        </w:rPr>
+      </w:r>
+    </w:p>
+    <w:p>
+      <w:r>
+        <w:rPr>
+          <w:rFonts w:ascii="Times New Roman" w:hAnsi="Times New Roman" w:eastAsia="宋体"/>
+          <w:b w:val="0"/>
+          <w:sz w:val="24"/>
+        </w:rPr>
+        <w:t>三、报价响应文件</w:t>
+      </w:r>
+    </w:p>
+    <w:p>
+      <w:pPr>
+        <w:ind w:firstLine="420"/>
+      </w:pPr>
+      <w:r>
+        <w:rPr>
+          <w:rFonts w:ascii="Times New Roman" w:hAnsi="Times New Roman" w:eastAsia="宋体"/>
+          <w:b w:val="0"/>
+          <w:sz w:val="24"/>
+        </w:rPr>
+        <w:t>(一)开标一览表</w:t>
+      </w:r>
+    </w:p>
+    <w:p>
+      <w:pPr>
+        <w:ind w:firstLine="420"/>
+      </w:pPr>
+      <w:r>
+        <w:rPr>
+          <w:rFonts w:ascii="Times New Roman" w:hAnsi="Times New Roman" w:eastAsia="宋体"/>
+          <w:b w:val="0"/>
+          <w:sz w:val="24"/>
+        </w:rPr>
+        <w:t>项目编号:DEMO-2026-001</w:t>
+      </w:r>
+    </w:p>
+    <w:p>
+      <w:pPr>
+        <w:ind w:firstLine="420"/>
+      </w:pPr>
+      <w:r>
+        <w:rPr>
+          <w:rFonts w:ascii="Times New Roman" w:hAnsi="Times New Roman" w:eastAsia="宋体"/>
+          <w:b w:val="0"/>
+          <w:sz w:val="24"/>
+        </w:rPr>
+        <w:t>项目名称:A 市直属单位 2026 年度干部综合能力提升培训服务采购项目</w:t>
+      </w:r>
+    </w:p>
+    <w:p>
+      <w:pPr>
+        <w:ind w:firstLine="420"/>
+      </w:pPr>
+      <w:r>
+        <w:rPr>
+          <w:rFonts w:ascii="Times New Roman" w:hAnsi="Times New Roman" w:eastAsia="宋体"/>
+          <w:b w:val="0"/>
+          <w:sz w:val="24"/>
+        </w:rPr>
+        <w:t>投标报价(小写):________ 元</w:t>
+      </w:r>
+    </w:p>
+    <w:p>
+      <w:pPr>
+        <w:ind w:firstLine="420"/>
+      </w:pPr>
+      <w:r>
+        <w:rPr>
+          <w:rFonts w:ascii="Times New Roman" w:hAnsi="Times New Roman" w:eastAsia="宋体"/>
+          <w:b w:val="0"/>
+          <w:sz w:val="24"/>
+        </w:rPr>
+        <w:t>投标报价(大写):________________</w:t>
+      </w:r>
+    </w:p>
+    <w:p>
+      <w:pPr>
+        <w:ind w:firstLine="420"/>
+      </w:pPr>
+      <w:r>
+        <w:rPr>
+          <w:rFonts w:ascii="Times New Roman" w:hAnsi="Times New Roman" w:eastAsia="宋体"/>
+          <w:b w:val="0"/>
+          <w:sz w:val="24"/>
+        </w:rPr>
+        <w:t>服务期限:60日历日</w:t>
+      </w:r>
+    </w:p>
+    <w:p>
+      <w:pPr>
+        <w:ind w:firstLine="420"/>
+      </w:pPr>
+      <w:r>
+        <w:rPr>
+          <w:rFonts w:ascii="Times New Roman" w:hAnsi="Times New Roman" w:eastAsia="宋体"/>
+          <w:b w:val="0"/>
+          <w:sz w:val="24"/>
+        </w:rPr>
+        <w:t>供应商(电子签章):____________ 日期:____年__月__日</w:t>
+      </w:r>
+    </w:p>
+    <w:p>
+      <w:r>
+        <w:rPr>
+          <w:rFonts w:ascii="Times New Roman" w:hAnsi="Times New Roman" w:eastAsia="宋体"/>
+          <w:b w:val="0"/>
+          <w:sz w:val="24"/>
+        </w:rPr>
+      </w:r>
+    </w:p>
+    <w:p>
+      <w:r>
+        <w:rPr>
+          <w:rFonts w:ascii="Times New Roman" w:hAnsi="Times New Roman" w:eastAsia="宋体"/>
+          <w:b w:val="0"/>
+          <w:sz w:val="24"/>
+        </w:rPr>
+        <w:t>四、商务、技术响应文件</w:t>
+      </w:r>
+    </w:p>
   </w:body>
 </w:document>
 </file>
@@ -439,12 +1771,6 @@
     <w:name w:val="Normal"/>
     <w:qFormat/>
     <w:rsid w:val="00FC693F"/>
-    <w:rPr>
-      <w:rFonts w:ascii="Times New Roman" w:hAnsi="Times New Roman" w:eastAsia="宋体"/>
-      <w:b w:val="0"/>
-      <w:color w:val="000000"/>
-      <w:sz w:val="28"/>
-    </w:rPr>
   </w:style>
   <w:style w:type="paragraph" w:styleId="Header">
     <w:name w:val="header"/>
@@ -505,11 +1831,11 @@
       <w:outlineLvl w:val="0"/>
     </w:pPr>
     <w:rPr>
-      <w:rFonts w:asciiTheme="majorHAnsi" w:eastAsiaTheme="majorEastAsia" w:hAnsiTheme="majorHAnsi" w:cstheme="majorBidi" w:ascii="Times New Roman" w:hAnsi="Times New Roman" w:eastAsia="黑体"/>
+      <w:rFonts w:asciiTheme="majorHAnsi" w:eastAsiaTheme="majorEastAsia" w:hAnsiTheme="majorHAnsi" w:cstheme="majorBidi"/>
       <w:b/>
       <w:bCs/>
-      <w:color w:val="000000"/>
-      <w:sz w:val="32"/>
+      <w:color w:val="365F91" w:themeColor="accent1" w:themeShade="BF"/>
+      <w:sz w:val="28"/>
       <w:szCs w:val="28"/>
     </w:rPr>
   </w:style>
@@ -529,11 +1855,11 @@
       <w:outlineLvl w:val="1"/>
     </w:pPr>
     <w:rPr>
-      <w:rFonts w:asciiTheme="majorHAnsi" w:eastAsiaTheme="majorEastAsia" w:hAnsiTheme="majorHAnsi" w:cstheme="majorBidi" w:ascii="Times New Roman" w:hAnsi="Times New Roman" w:eastAsia="黑体"/>
+      <w:rFonts w:asciiTheme="majorHAnsi" w:eastAsiaTheme="majorEastAsia" w:hAnsiTheme="majorHAnsi" w:cstheme="majorBidi"/>
       <w:b/>
       <w:bCs/>
-      <w:color w:val="000000"/>
-      <w:sz w:val="30"/>
+      <w:color w:val="4F81BD" w:themeColor="accent1"/>
+      <w:sz w:val="26"/>
       <w:szCs w:val="26"/>
     </w:rPr>
   </w:style>
@@ -553,11 +1879,10 @@
       <w:outlineLvl w:val="2"/>
     </w:pPr>
     <w:rPr>
-      <w:rFonts w:asciiTheme="majorHAnsi" w:eastAsiaTheme="majorEastAsia" w:hAnsiTheme="majorHAnsi" w:cstheme="majorBidi" w:ascii="Times New Roman" w:hAnsi="Times New Roman" w:eastAsia="黑体"/>
+      <w:rFonts w:asciiTheme="majorHAnsi" w:eastAsiaTheme="majorEastAsia" w:hAnsiTheme="majorHAnsi" w:cstheme="majorBidi"/>
       <w:b/>
       <w:bCs/>
-      <w:color w:val="000000"/>
-      <w:sz w:val="28"/>
+      <w:color w:val="4F81BD" w:themeColor="accent1"/>
     </w:rPr>
   </w:style>
   <w:style w:type="paragraph" w:styleId="Heading4">
@@ -577,13 +1902,12 @@
       <w:outlineLvl w:val="3"/>
     </w:pPr>
     <w:rPr>
-      <w:rFonts w:asciiTheme="majorHAnsi" w:eastAsiaTheme="majorEastAsia" w:hAnsiTheme="majorHAnsi" w:cstheme="majorBidi" w:ascii="Times New Roman" w:hAnsi="Times New Roman" w:eastAsia="黑体"/>
+      <w:rFonts w:asciiTheme="majorHAnsi" w:eastAsiaTheme="majorEastAsia" w:hAnsiTheme="majorHAnsi" w:cstheme="majorBidi"/>
       <w:b/>
       <w:bCs/>
       <w:i/>
       <w:iCs/>
-      <w:color w:val="000000"/>
-      <w:sz w:val="24"/>
+      <w:color w:val="4F81BD" w:themeColor="accent1"/>
     </w:rPr>
   </w:style>
   <w:style w:type="paragraph" w:styleId="Heading5">
